--- a/Lab 1.2.docx
+++ b/Lab 1.2.docx
@@ -26,7 +26,7 @@
           <w14:ligatures w14:val="none"/>
         </w:rPr>
         <w:drawing>
-          <wp:inline distT="0" distB="0" distL="0" distR="0" wp14:anchorId="5B08CF23" wp14:editId="6DDC205F">
+          <wp:inline distT="0" distB="0" distL="0" distR="0" wp14:anchorId="5B08CF23" wp14:editId="3C0FB1F0">
             <wp:extent cx="638175" cy="676275"/>
             <wp:effectExtent l="0" t="0" r="0" b="0"/>
             <wp:docPr id="1" name="Рисунок 2" descr="Logo dstu(конечный)"/>
@@ -342,19 +342,7 @@
           <w:lang w:eastAsia="ru-RU"/>
           <w14:ligatures w14:val="none"/>
         </w:rPr>
-        <w:t xml:space="preserve"> 1</w:t>
-      </w:r>
-      <w:r>
-        <w:rPr>
-          <w:rFonts w:ascii="Times New Roman" w:eastAsia="Calibri" w:hAnsi="Times New Roman" w:cs="Times New Roman"/>
-          <w:b/>
-          <w:kern w:val="0"/>
-          <w:sz w:val="28"/>
-          <w:szCs w:val="28"/>
-          <w:lang w:eastAsia="ru-RU"/>
-          <w14:ligatures w14:val="none"/>
-        </w:rPr>
-        <w:t>.</w:t>
+        <w:t xml:space="preserve"> 1.</w:t>
       </w:r>
       <w:r>
         <w:rPr>
@@ -1955,7 +1943,7 @@
           <w:lang w:val="en-US"/>
         </w:rPr>
         <w:drawing>
-          <wp:inline distT="0" distB="0" distL="0" distR="0" wp14:anchorId="22CC1E00" wp14:editId="51E58996">
+          <wp:inline distT="0" distB="0" distL="0" distR="0" wp14:anchorId="22CC1E00" wp14:editId="576AECEA">
             <wp:extent cx="5653338" cy="600075"/>
             <wp:effectExtent l="0" t="0" r="5080" b="0"/>
             <wp:docPr id="119759435" name="Рисунок 4"/>
@@ -2055,7 +2043,7 @@
         </w:rPr>
         <w:lastRenderedPageBreak/>
         <w:drawing>
-          <wp:inline distT="0" distB="0" distL="0" distR="0" wp14:anchorId="530F028D" wp14:editId="5339224B">
+          <wp:inline distT="0" distB="0" distL="0" distR="0" wp14:anchorId="530F028D" wp14:editId="6FF9A63A">
             <wp:extent cx="5934075" cy="3343275"/>
             <wp:effectExtent l="0" t="0" r="9525" b="9525"/>
             <wp:docPr id="1780677133" name="Рисунок 4"/>
@@ -2147,6 +2135,177 @@
         </w:rPr>
         <w:t>BI</w:t>
       </w:r>
+    </w:p>
+    <w:p>
+      <w:pPr>
+        <w:jc w:val="center"/>
+        <w:rPr>
+          <w:rFonts w:ascii="Times New Roman" w:hAnsi="Times New Roman" w:cs="Times New Roman"/>
+          <w:sz w:val="28"/>
+          <w:szCs w:val="28"/>
+        </w:rPr>
+      </w:pPr>
+    </w:p>
+    <w:p>
+      <w:pPr>
+        <w:jc w:val="center"/>
+        <w:rPr>
+          <w:rFonts w:ascii="Times New Roman" w:hAnsi="Times New Roman" w:cs="Times New Roman"/>
+          <w:sz w:val="24"/>
+          <w:szCs w:val="24"/>
+        </w:rPr>
+      </w:pPr>
+      <w:r>
+        <w:rPr>
+          <w:rFonts w:ascii="Times New Roman" w:hAnsi="Times New Roman" w:cs="Times New Roman"/>
+          <w:sz w:val="28"/>
+          <w:szCs w:val="28"/>
+        </w:rPr>
+        <w:drawing>
+          <wp:inline distT="0" distB="0" distL="0" distR="0" wp14:anchorId="6A8B1C32" wp14:editId="3B1E72C2">
+            <wp:extent cx="3714750" cy="4545059"/>
+            <wp:effectExtent l="0" t="0" r="0" b="8255"/>
+            <wp:docPr id="1446167929" name="Рисунок 1"/>
+            <wp:cNvGraphicFramePr>
+              <a:graphicFrameLocks xmlns:a="http://schemas.openxmlformats.org/drawingml/2006/main" noChangeAspect="1"/>
+            </wp:cNvGraphicFramePr>
+            <a:graphic xmlns:a="http://schemas.openxmlformats.org/drawingml/2006/main">
+              <a:graphicData uri="http://schemas.openxmlformats.org/drawingml/2006/picture">
+                <pic:pic xmlns:pic="http://schemas.openxmlformats.org/drawingml/2006/picture">
+                  <pic:nvPicPr>
+                    <pic:cNvPr id="1446167929" name=""/>
+                    <pic:cNvPicPr/>
+                  </pic:nvPicPr>
+                  <pic:blipFill>
+                    <a:blip r:embed="rId8"/>
+                    <a:stretch>
+                      <a:fillRect/>
+                    </a:stretch>
+                  </pic:blipFill>
+                  <pic:spPr>
+                    <a:xfrm>
+                      <a:off x="0" y="0"/>
+                      <a:ext cx="3723490" cy="4555753"/>
+                    </a:xfrm>
+                    <a:prstGeom prst="rect">
+                      <a:avLst/>
+                    </a:prstGeom>
+                  </pic:spPr>
+                </pic:pic>
+              </a:graphicData>
+            </a:graphic>
+          </wp:inline>
+        </w:drawing>
+      </w:r>
+    </w:p>
+    <w:p>
+      <w:pPr>
+        <w:jc w:val="center"/>
+        <w:rPr>
+          <w:rFonts w:ascii="Times New Roman" w:hAnsi="Times New Roman" w:cs="Times New Roman"/>
+          <w:sz w:val="24"/>
+          <w:szCs w:val="24"/>
+        </w:rPr>
+      </w:pPr>
+      <w:r>
+        <w:rPr>
+          <w:rFonts w:ascii="Times New Roman" w:hAnsi="Times New Roman" w:cs="Times New Roman"/>
+          <w:sz w:val="24"/>
+          <w:szCs w:val="24"/>
+        </w:rPr>
+        <w:t>Рисунок 5 – Вкладка «Получение данных»</w:t>
+      </w:r>
+    </w:p>
+    <w:p>
+      <w:pPr>
+        <w:jc w:val="center"/>
+        <w:rPr>
+          <w:rFonts w:ascii="Times New Roman" w:hAnsi="Times New Roman" w:cs="Times New Roman"/>
+          <w:sz w:val="28"/>
+          <w:szCs w:val="28"/>
+        </w:rPr>
+      </w:pPr>
+    </w:p>
+    <w:p>
+      <w:pPr>
+        <w:jc w:val="center"/>
+        <w:rPr>
+          <w:rFonts w:ascii="Times New Roman" w:hAnsi="Times New Roman" w:cs="Times New Roman"/>
+          <w:sz w:val="24"/>
+          <w:szCs w:val="24"/>
+        </w:rPr>
+      </w:pPr>
+      <w:r>
+        <w:rPr>
+          <w:rFonts w:ascii="Times New Roman" w:hAnsi="Times New Roman" w:cs="Times New Roman"/>
+          <w:sz w:val="24"/>
+          <w:szCs w:val="24"/>
+        </w:rPr>
+        <w:lastRenderedPageBreak/>
+        <w:drawing>
+          <wp:inline distT="0" distB="0" distL="0" distR="0" wp14:anchorId="2681C832" wp14:editId="1983EC2D">
+            <wp:extent cx="6039727" cy="2819400"/>
+            <wp:effectExtent l="0" t="0" r="0" b="0"/>
+            <wp:docPr id="1648163892" name="Рисунок 1"/>
+            <wp:cNvGraphicFramePr>
+              <a:graphicFrameLocks xmlns:a="http://schemas.openxmlformats.org/drawingml/2006/main" noChangeAspect="1"/>
+            </wp:cNvGraphicFramePr>
+            <a:graphic xmlns:a="http://schemas.openxmlformats.org/drawingml/2006/main">
+              <a:graphicData uri="http://schemas.openxmlformats.org/drawingml/2006/picture">
+                <pic:pic xmlns:pic="http://schemas.openxmlformats.org/drawingml/2006/picture">
+                  <pic:nvPicPr>
+                    <pic:cNvPr id="1648163892" name=""/>
+                    <pic:cNvPicPr/>
+                  </pic:nvPicPr>
+                  <pic:blipFill>
+                    <a:blip r:embed="rId9"/>
+                    <a:stretch>
+                      <a:fillRect/>
+                    </a:stretch>
+                  </pic:blipFill>
+                  <pic:spPr>
+                    <a:xfrm>
+                      <a:off x="0" y="0"/>
+                      <a:ext cx="6042869" cy="2820867"/>
+                    </a:xfrm>
+                    <a:prstGeom prst="rect">
+                      <a:avLst/>
+                    </a:prstGeom>
+                  </pic:spPr>
+                </pic:pic>
+              </a:graphicData>
+            </a:graphic>
+          </wp:inline>
+        </w:drawing>
+      </w:r>
+    </w:p>
+    <w:p>
+      <w:pPr>
+        <w:jc w:val="center"/>
+        <w:rPr>
+          <w:rFonts w:ascii="Times New Roman" w:hAnsi="Times New Roman" w:cs="Times New Roman"/>
+          <w:sz w:val="24"/>
+          <w:szCs w:val="24"/>
+        </w:rPr>
+      </w:pPr>
+      <w:r>
+        <w:rPr>
+          <w:rFonts w:ascii="Times New Roman" w:hAnsi="Times New Roman" w:cs="Times New Roman"/>
+          <w:sz w:val="24"/>
+          <w:szCs w:val="24"/>
+        </w:rPr>
+        <w:t>Рисунок 6 – Вкладка «Преобразование данных»</w:t>
+      </w:r>
+    </w:p>
+    <w:p>
+      <w:pPr>
+        <w:jc w:val="center"/>
+        <w:rPr>
+          <w:rFonts w:ascii="Times New Roman" w:hAnsi="Times New Roman" w:cs="Times New Roman"/>
+          <w:sz w:val="28"/>
+          <w:szCs w:val="28"/>
+        </w:rPr>
+      </w:pPr>
     </w:p>
     <w:p>
       <w:pPr>
@@ -2820,6 +2979,7 @@
   <w:style w:type="character" w:default="1" w:styleId="a0">
     <w:name w:val="Default Paragraph Font"/>
     <w:uiPriority w:val="1"/>
+    <w:semiHidden/>
     <w:unhideWhenUsed/>
   </w:style>
   <w:style w:type="table" w:default="1" w:styleId="a1">
